--- a/quotation-generator/assets/报价单模版-STC思路财税.docx
+++ b/quotation-generator/assets/报价单模版-STC思路财税.docx
@@ -4771,7 +4771,7 @@
         <w:rFonts w:ascii="FangSong" w:eastAsia="仿宋" w:hAnsi="FangSong"/>
         <w:sz w:val="18"/>
       </w:rPr>
-      <w:fldChar w:fldCharType="begin"/>
+      <w:fldChar w:fldCharType="begin" w:dirty="true"/>
     </w:r>
     <w:r>
       <w:rPr>
@@ -4813,7 +4813,7 @@
         <w:rFonts w:ascii="FangSong" w:eastAsia="仿宋" w:hAnsi="FangSong"/>
         <w:sz w:val="18"/>
       </w:rPr>
-      <w:fldChar w:fldCharType="begin"/>
+      <w:fldChar w:fldCharType="begin" w:dirty="true"/>
     </w:r>
     <w:r>
       <w:rPr>
